--- a/app/plantillas/SARGO 78179175-K/ANEXO Cambio Jornada FT a PT (genericizar).docx
+++ b/app/plantillas/SARGO 78179175-K/ANEXO Cambio Jornada FT a PT (genericizar).docx
@@ -1723,7 +1723,7 @@
     </a:clrScheme>
     <a:fontScheme name="Office">
       <a:majorFont>
-        <a:latin typeface="Aptos Display" panose="02110004020202020204"/>
+        <a:latin typeface="Courier New" panose="02110004020202020204"/>
         <a:ea typeface=""/>
         <a:cs typeface=""/>
         <a:font script="Jpan" typeface="游ゴシック Light"/>
@@ -1775,7 +1775,7 @@
         <a:font script="Tfng" typeface="Ebrima"/>
       </a:majorFont>
       <a:minorFont>
-        <a:latin typeface="Aptos" panose="02110004020202020204"/>
+        <a:latin typeface="Courier New" panose="02110004020202020204"/>
         <a:ea typeface=""/>
         <a:cs typeface=""/>
         <a:font script="Jpan" typeface="游明朝"/>

--- a/app/plantillas/SARGO 78179175-K/ANEXO Cambio Jornada FT a PT (genericizar).docx
+++ b/app/plantillas/SARGO 78179175-K/ANEXO Cambio Jornada FT a PT (genericizar).docx
@@ -3,6 +3,9 @@
 <w:document xmlns:wpc="http://schemas.microsoft.com/office/word/2010/wordprocessingCanvas" xmlns:cx="http://schemas.microsoft.com/office/drawing/2014/chartex" xmlns:cx1="http://schemas.microsoft.com/office/drawing/2015/9/8/chartex" xmlns:cx2="http://schemas.microsoft.com/office/drawing/2015/10/21/chartex" xmlns:cx3="http://schemas.microsoft.com/office/drawing/2016/5/9/chartex" xmlns:cx4="http://schemas.microsoft.com/office/drawing/2016/5/10/chartex" xmlns:cx5="http://schemas.microsoft.com/office/drawing/2016/5/11/chartex" xmlns:cx6="http://schemas.microsoft.com/office/drawing/2016/5/12/chartex" xmlns:cx7="http://schemas.microsoft.com/office/drawing/2016/5/13/chartex" xmlns:cx8="http://schemas.microsoft.com/office/drawing/2016/5/14/chartex" xmlns:mc="http://schemas.openxmlformats.org/markup-compatibility/2006" xmlns:aink="http://schemas.microsoft.com/office/drawing/2016/ink" xmlns:am3d="http://schemas.microsoft.com/office/drawing/2017/model3d" xmlns:o="urn:schemas-microsoft-com:office:office" xmlns:oel="http://schemas.microsoft.com/office/2019/extlst" xmlns:r="http://schemas.openxmlformats.org/officeDocument/2006/relationships" xmlns:m="http://schemas.openxmlformats.org/officeDocument/2006/math" xmlns:v="urn:schemas-microsoft-com:vml" xmlns:wp14="http://schemas.microsoft.com/office/word/2010/wordprocessingDrawing" xmlns:wp="http://schemas.openxmlformats.org/drawingml/2006/wordprocessingDrawing" xmlns:w10="urn:schemas-microsoft-com:office:word" xmlns:w="http://schemas.openxmlformats.org/wordprocessingml/2006/main" xmlns:w14="http://schemas.microsoft.com/office/word/2010/wordml" xmlns:w15="http://schemas.microsoft.com/office/word/2012/wordml" xmlns:w16cex="http://schemas.microsoft.com/office/word/2018/wordml/cex" xmlns:w16cid="http://schemas.microsoft.com/office/word/2016/wordml/cid" xmlns:w16="http://schemas.microsoft.com/office/word/2018/wordml" xmlns:w16du="http://schemas.microsoft.com/office/word/2023/wordml/word16du" xmlns:w16sdtdh="http://schemas.microsoft.com/office/word/2020/wordml/sdtdatahash" xmlns:w16sdtfl="http://schemas.microsoft.com/office/word/2024/wordml/sdtformatlock" xmlns:w16se="http://schemas.microsoft.com/office/word/2015/wordml/symex" xmlns:wpg="http://schemas.microsoft.com/office/word/2010/wordprocessingGroup" xmlns:wpi="http://schemas.microsoft.com/office/word/2010/wordprocessingInk" xmlns:wne="http://schemas.microsoft.com/office/word/2006/wordml" xmlns:wps="http://schemas.microsoft.com/office/word/2010/wordprocessingShape" mc:Ignorable="w14 w15 w16se w16cid w16 w16cex w16sdtdh w16sdtfl w16du wp14">
   <w:body>
     <w:p>
+      <w:pPr>
+        <w:jc w:val="center"/>
+      </w:pPr>
       <w:r>
         <w:rPr>
           <w:b/>
@@ -12,6 +15,9 @@
       </w:r>
     </w:p>
     <w:p>
+      <w:pPr>
+        <w:jc w:val="center"/>
+      </w:pPr>
       <w:r>
         <w:rPr>
           <w:b/>
@@ -21,6 +27,9 @@
       </w:r>
     </w:p>
     <w:p>
+      <w:pPr>
+        <w:jc w:val="center"/>
+      </w:pPr>
       <w:r>
         <w:rPr>
           <w:b/>
@@ -30,6 +39,9 @@
       </w:r>
     </w:p>
     <w:p>
+      <w:pPr>
+        <w:jc w:val="center"/>
+      </w:pPr>
       <w:r>
         <w:rPr>
           <w:b/>

--- a/app/plantillas/SARGO 78179175-K/ANEXO Cambio Jornada FT a PT (genericizar).docx
+++ b/app/plantillas/SARGO 78179175-K/ANEXO Cambio Jornada FT a PT (genericizar).docx
@@ -635,7 +635,7 @@
           <w:lang w:val="es-ES"/>
         </w:rPr>
         <w:br/>
-        <w:t>2) Gratificación: Artículo 50 del Código del Trabajo (con tope de 4,75 Ingresos Mínimos Remuneracionales). </w:t>
+        <w:t>2) Gratificación: {GRATIFICACION_TEXTO}. </w:t>
       </w:r>
       <w:r>
         <w:rPr>

--- a/app/plantillas/SARGO 78179175-K/ANEXO Cambio Jornada FT a PT (genericizar).docx
+++ b/app/plantillas/SARGO 78179175-K/ANEXO Cambio Jornada FT a PT (genericizar).docx
@@ -71,7 +71,7 @@
         <w:rPr>
           <w:lang w:val="es-ES"/>
         </w:rPr>
-        <w:t>En Curauma, a _______________________ , entre </w:t>
+        <w:t>En {CIUDAD_FIRMA}, a _______________________ , entre </w:t>
       </w:r>
       <w:r>
         <w:rPr>
@@ -642,7 +642,7 @@
           <w:lang w:val="es-ES"/>
         </w:rPr>
         <w:br/>
-        <w:t>3) Asignación de Perdida de Caja: $ 3.000 Tres Mil.</w:t>
+        <w:t>3) Asignación de Pérdida de Caja: {ASIGNACION_CAJA_TEXTO}.</w:t>
       </w:r>
       <w:r>
         <w:rPr>

--- a/app/plantillas/SARGO 78179175-K/ANEXO Cambio Jornada FT a PT (genericizar).docx
+++ b/app/plantillas/SARGO 78179175-K/ANEXO Cambio Jornada FT a PT (genericizar).docx
@@ -662,6 +662,12 @@
           <w:lang w:val="es-ES"/>
         </w:rPr>
         <w:br/>
+      </w:r>
+      <w:r>
+        <w:rPr>
+          <w:lang w:val="es-ES"/>
+        </w:rPr>
+        <w:lastRenderedPageBreak/>
         <w:t>5) Asignación de Colación: ${ASIGNACION_COLACION}, ({ASIGNACION_COLACION_PALABRA}). </w:t>
       </w:r>
     </w:p>
@@ -670,8 +676,7 @@
         <w:rPr>
           <w:lang w:val="en-US"/>
         </w:rPr>
-        <w:lastRenderedPageBreak/>
-        <w:t> </w:t>
+        <w:t xml:space="preserve">La remuneración y la asignación a que tenga derecho la trabajadora serán pagadas por el empleador el QUINTO día hábil del mes siguiente, previa deducción de los montos que las leyes vigentes al momento del pago establezcan El pago de la remuneración se efecturará a través de la transferencia Bancaria electronica que la trabajadora designe para tal efecto. </w:t>
       </w:r>
     </w:p>
     <w:p>
@@ -679,33 +684,7 @@
         <w:rPr>
           <w:lang w:val="en-US"/>
         </w:rPr>
-        <w:t xml:space="preserve">La remuneración y la asignación a que tenga derecho la trabajadora serán pagadas por el empleador el QUINTO día hábil del mes siguiente, previa deducción de los montos que las leyes vigentes al momento del pago establezcan El pago de la remuneración se efecturará a través de la transferencia Bancaria electronica que la trabajadora designe para tal efecto. </w:t>
-      </w:r>
-    </w:p>
-    <w:p>
-      <w:r>
-        <w:rPr>
-          <w:lang w:val="en-US"/>
-        </w:rPr>
-        <w:t> </w:t>
-      </w:r>
-    </w:p>
-    <w:p>
-      <w:r>
-        <w:rPr>
-          <w:lang w:val="en-US"/>
-        </w:rPr>
         <w:t>Las deducciones que “El Empleador” podrá según los casos -practicas a las remuneraciones, son todas aquellas que dispone el artículo 58 del Código del Trabajo”.”.</w:t>
-      </w:r>
-    </w:p>
-    <w:p>
-      <w:r>
-        <w:rPr>
-          <w:b/>
-          <w:bCs/>
-          <w:lang w:val="en-US"/>
-        </w:rPr>
-        <w:t> </w:t>
       </w:r>
     </w:p>
     <w:p>
